--- a/Foreground Masking/documentation/SEP Spike Gate Optuna Optimisation Documentation.docx
+++ b/Foreground Masking/documentation/SEP Spike Gate Optuna Optimisation Documentation.docx
@@ -67,7 +67,7 @@
               <w:t xml:space="preserve">Purpose: </w:t>
             </w:r>
             <w:r>
-              <w:t>This project repeats the Spike Gate plus Optuna optimisation idea, but uses SEP/SExtractor-style segmentation instead of MTObjects. The result is a resumable optimiser that chooses SEP parameters based on spike coverage and data-loss penalties.</w:t>
+              <w:t>This project repeats the Spike Gate plus Optuna optimisation idea, but uses SEP segmentation instead of MTObjects. The result is a resumable optimiser that chooses SEP parameters based on spike coverage and data-loss penalties.</w:t>
             </w:r>
           </w:p>
         </w:tc>

--- a/Foreground Masking/documentation/SEP Spike Gate Optuna Optimisation Documentation.docx
+++ b/Foreground Masking/documentation/SEP Spike Gate Optuna Optimisation Documentation.docx
@@ -187,7 +187,7 @@
               <w:spacing w:after="0"/>
             </w:pPr>
             <w:r>
-              <w:t>Foreground Masking/optimise_sep_spike_gate_parameters.py</w:t>
+              <w:t>Foreground Masking/optimise_spike_gate_SEP.py</w:t>
             </w:r>
           </w:p>
         </w:tc>
@@ -229,7 +229,7 @@
               <w:spacing w:after="0"/>
             </w:pPr>
             <w:r>
-              <w:t>Foreground Masking/interactive_sep_spike_gate_parameter_tester.py provides SEP masks and Spike Gate helpers.</w:t>
+              <w:t>Foreground Masking/Interactive tools/interactive_sep_spike_gate_parameter_tester.py provides SEP masks and Spike Gate helpers.</w:t>
             </w:r>
           </w:p>
         </w:tc>
@@ -1988,7 +1988,7 @@
           <w:rFonts w:ascii="Consolas" w:hAnsi="Consolas"/>
           <w:sz w:val="19"/>
         </w:rPr>
-        <w:t>python "Foreground Masking\optimise_sep_spike_gate_parameters.py" --max-images 20 --initial-points 16 --max-iter 64</w:t>
+        <w:t>python "Foreground Masking\optimise_spike_gate_SEP.py" --max-images 20 --initial-points 16 --max-iter 64</w:t>
       </w:r>
     </w:p>
     <w:p>
@@ -2009,7 +2009,7 @@
           <w:rFonts w:ascii="Consolas" w:hAnsi="Consolas"/>
           <w:sz w:val="19"/>
         </w:rPr>
-        <w:t>python "Foreground Masking\optimise_sep_spike_gate_parameters.py" --resume-output-dir "D:\Dropbox\Public Documents\UCLAN\MSc Research\Remove foreground objects\sep spike optimisation\YYYYMMDD_HHMMSS" --max-images 20 --initial-points 16 --max-iter 64</w:t>
+        <w:t>python "Foreground Masking\optimise_spike_gate_SEP.py" --resume-output-dir "D:\Dropbox\Public Documents\UCLAN\MSc Research\Remove foreground objects\sep spike optimisation\YYYYMMDD_HHMMSS" --max-images 20 --initial-points 16 --max-iter 64</w:t>
       </w:r>
     </w:p>
     <w:p>
